--- a/landing-page/program-detail/girne-american-university/mba/06-mba-in-data-science-analytics-management.docx
+++ b/landing-page/program-detail/girne-american-university/mba/06-mba-in-data-science-analytics-management.docx
@@ -388,7 +388,7 @@
     </w:p>
     <w:p>
       <w:r>
-        <w:t>Graduates often aim the final investigation at a live analytics question from their own organization, a dashboard nobody trusts, a forecasting gap, which makes the degree instantly useful.</w:t>
+        <w:t>Graduates often aim the final investigation at a live analytics question from their own organisation, a dashboard nobody trusts, a forecasting gap, which makes the degree instantly useful.</w:t>
       </w:r>
     </w:p>
     <w:p>
@@ -699,7 +699,7 @@
         <w:pStyle w:val="ListBullet"/>
       </w:pPr>
       <w:r>
-        <w:t>A supervised investigation of an analytics question, often drawn from the student's own organization</w:t>
+        <w:t>A supervised investigation of an analytics question, often drawn from the student's own organisation</w:t>
       </w:r>
     </w:p>
     <w:p>
@@ -914,7 +914,7 @@
     </w:p>
     <w:p>
       <w:r>
-        <w:t>Fully online, no visa, no career break. Inside the UAE's digital transformation market, forecast to grow from USD 1.57 billion in 2025 to USD 3.75 billion by 2031, analytics and AI are the fastest-growing line at a 27.2% compound rate.</w:t>
+        <w:t>Fully online, no visa, no career break. Inside the UAE's digital transformation agenda, analytics and AI are among the fastest-moving lines.</w:t>
       </w:r>
     </w:p>
     <w:p>
@@ -927,7 +927,7 @@
     </w:p>
     <w:p>
       <w:r>
-        <w:t>GCC ICT spending passed USD 75 billion in 2025, driven by cloud, AI, and digital government, and every dirham of it creates demand for people who can manage the data.</w:t>
+        <w:t>GCC investment in cloud, AI, and digital government keeps climbing, and every dirham of it creates demand for people who can manage the data.</w:t>
       </w:r>
     </w:p>
     <w:p>
@@ -953,7 +953,7 @@
     </w:p>
     <w:p>
       <w:r>
-        <w:t>Taggd's 2026 GCC study reports nine in ten employers struggling to find qualified candidates, and managers who understand analytics are rarer than the analysts themselves.</w:t>
+        <w:t>Across the Gulf, employers keep reporting shortages of qualified candidates, and managers who understand analytics are rarer than the analysts themselves.</w:t>
       </w:r>
     </w:p>
     <w:p>
@@ -979,7 +979,7 @@
     </w:p>
     <w:p>
       <w:r>
-        <w:t>Point the final investigation at your own organization's data question and finish with a recommendation your steering committee can vote on.</w:t>
+        <w:t>Point the final investigation at your own organisation's data question and finish with a recommendation your steering committee can vote on.</w:t>
       </w:r>
     </w:p>
     <w:p>

--- a/landing-page/program-detail/girne-american-university/mba/06-mba-in-data-science-analytics-management.docx
+++ b/landing-page/program-detail/girne-american-university/mba/06-mba-in-data-science-analytics-management.docx
@@ -38,7 +38,7 @@
         <w:t xml:space="preserve">Meta Description: </w:t>
       </w:r>
       <w:r>
-        <w:t>12 to 15-month MBA in Data Science and Analytics Management from Girne American University. Online study from the UAE, AED instalments. Enquire now.</w:t>
+        <w:t>12 to 15-month MBA in Data Science and Analytics Management from Girne American University. Online study from the UAE, AED installments. Enquire now.</w:t>
       </w:r>
     </w:p>
     <w:p>
@@ -126,7 +126,7 @@
         <w:pStyle w:val="Heading2"/>
       </w:pPr>
       <w:r>
-        <w:t>Programme at a Glance</w:t>
+        <w:t>Program At A Glance</w:t>
       </w:r>
     </w:p>
     <w:tbl>
@@ -331,7 +331,7 @@
         <w:pStyle w:val="Heading2"/>
       </w:pPr>
       <w:r>
-        <w:t>Programme Overview</w:t>
+        <w:t>Program Overview</w:t>
       </w:r>
     </w:p>
     <w:p>
@@ -341,7 +341,7 @@
     </w:p>
     <w:p>
       <w:r>
-        <w:t>Girne American University delivers the qualification flexibly, for part-time and distance study, and the degree ends with a graduate research project. The people it serves are usually mid-project, mid-migration, or mid-deadline, so the twelve to fifteen months are built to bend.</w:t>
+        <w:t>Girne American University delivers the qualification flexibly, for part-time and distance study, and the degree ends with a graduate research project. The people it serves are usually mid-project, mid-migration, or mid-deadline, so the 12 to 15 months are built to bend.</w:t>
       </w:r>
     </w:p>
     <w:p>
@@ -349,7 +349,7 @@
         <w:pStyle w:val="Heading2"/>
       </w:pPr>
       <w:r>
-        <w:t>Why Choose This Programme</w:t>
+        <w:t>Why Choose This Program</w:t>
       </w:r>
     </w:p>
     <w:p>
@@ -370,12 +370,12 @@
         <w:rPr>
           <w:b/>
         </w:rPr>
-        <w:t>Fifteen months, maximum</w:t>
+        <w:t>15 months, maximum</w:t>
       </w:r>
     </w:p>
     <w:p>
       <w:r>
-        <w:t>Analytics careers move fast. Twelve to fifteen months keeps pace with the market it serves.</w:t>
+        <w:t>Analytics careers move fast. 12 to 15 months keeps pace with the market it serves.</w:t>
       </w:r>
     </w:p>
     <w:p>
@@ -388,7 +388,7 @@
     </w:p>
     <w:p>
       <w:r>
-        <w:t>Graduates often aim the final investigation at a live analytics question from their own organisation, a dashboard nobody trusts, a forecasting gap, which makes the degree instantly useful.</w:t>
+        <w:t>Graduates often aim the final investigation at a live analytics question from their own organization, a dashboard nobody trusts, a forecasting gap, which makes the degree instantly useful.</w:t>
       </w:r>
     </w:p>
     <w:p>
@@ -409,7 +409,7 @@
         <w:rPr>
           <w:b/>
         </w:rPr>
-        <w:t>Dirham instalments, interest-free</w:t>
+        <w:t>Dirham installments, interest-free</w:t>
       </w:r>
     </w:p>
     <w:p>
@@ -606,7 +606,7 @@
         <w:pStyle w:val="Heading2"/>
       </w:pPr>
       <w:r>
-        <w:t>Programme Structure</w:t>
+        <w:t>Program Structure</w:t>
       </w:r>
     </w:p>
     <w:p>
@@ -699,7 +699,7 @@
         <w:pStyle w:val="ListBullet"/>
       </w:pPr>
       <w:r>
-        <w:t>A supervised investigation of an analytics question, often drawn from the student's own organisation</w:t>
+        <w:t>A supervised investigation of an analytics question, often drawn from the student's own organization</w:t>
       </w:r>
     </w:p>
     <w:p>
@@ -745,7 +745,7 @@
               <w:rPr>
                 <w:sz w:val="20"/>
               </w:rPr>
-              <w:t>One success coach from enrolment through graduation</w:t>
+              <w:t>One success coach from enrollment through graduation</w:t>
             </w:r>
           </w:p>
         </w:tc>
@@ -819,7 +819,7 @@
                 <w:b/>
                 <w:sz w:val="20"/>
               </w:rPr>
-              <w:t>Affordable instalments</w:t>
+              <w:t>Affordable installments</w:t>
             </w:r>
           </w:p>
         </w:tc>
@@ -890,7 +890,7 @@
               <w:rPr>
                 <w:sz w:val="20"/>
               </w:rPr>
-              <w:t>Enrolment done with you, one step at a time</w:t>
+              <w:t>Enrollment done with you, one step at a time</w:t>
             </w:r>
           </w:p>
         </w:tc>
@@ -961,12 +961,12 @@
         <w:rPr>
           <w:b/>
         </w:rPr>
-        <w:t>Fifteen months suits delivery teams</w:t>
+        <w:t>15 months suits delivery teams</w:t>
       </w:r>
     </w:p>
     <w:p>
       <w:r>
-        <w:t>Data leaders cannot disappear for two years. Twelve to fifteen months, bent around sprints and migrations, keeps the work moving.</w:t>
+        <w:t>Data leaders cannot disappear for 2 years. 12 to 15 months, bent around sprints and migrations, keeps the work moving.</w:t>
       </w:r>
     </w:p>
     <w:p>
@@ -979,7 +979,7 @@
     </w:p>
     <w:p>
       <w:r>
-        <w:t>Point the final investigation at your own organisation's data question and finish with a recommendation your steering committee can vote on.</w:t>
+        <w:t>Point the final investigation at your own organization's data question and finish with a recommendation your steering committee can vote on.</w:t>
       </w:r>
     </w:p>
     <w:p>
@@ -1070,7 +1070,7 @@
                 <w:b/>
                 <w:sz w:val="20"/>
               </w:rPr>
-              <w:t>Monthly Instalments</w:t>
+              <w:t>Monthly Installments</w:t>
             </w:r>
           </w:p>
         </w:tc>
@@ -1155,7 +1155,7 @@
         <w:t xml:space="preserve">Request the fee structure: </w:t>
       </w:r>
       <w:r>
-        <w:t>Fees depend on the intake and your admission profile, so no fixed figure sits on this page. Admissions sends the personal breakdown in writing, free and without obligation. Across our Master's programmes, totals usually land between AED 16,000 and 40,000.</w:t>
+        <w:t>Fees depend on the intake and your admission profile, so our admissions team publishes no fixed figure in advance. Admissions sends the personal breakdown in writing, free and without obligation. Across our Master's programs, totals usually land between AED 16,000 and 40,000.</w:t>
       </w:r>
     </w:p>
     <w:sectPr>
